--- a/002Dc_Po_SI_18_Organigramme_Gouvernance.docx
+++ b/002Dc_Po_SI_18_Organigramme_Gouvernance.docx
@@ -1872,46 +1872,7 @@
         </w:rPr>
       </w:pPr>
       <w:r>
-        <w:rPr>
-          <w:rFonts w:ascii="Arial" w:hAnsi="Arial" w:cs="Arial"/>
-          <w:sz w:val="22"/>
-          <w:szCs w:val="22"/>
-        </w:rPr>
-        <w:t xml:space="preserve">Le Data Manager est rattaché hiérarchiquement à la DSI, tandis que les Data Stewards dépendent de leurs Business </w:t>
-      </w:r>
-      <w:proofErr w:type="spellStart"/>
-      <w:r>
-        <w:rPr>
-          <w:rFonts w:ascii="Arial" w:hAnsi="Arial" w:cs="Arial"/>
-          <w:sz w:val="22"/>
-          <w:szCs w:val="22"/>
-        </w:rPr>
-        <w:t>Units</w:t>
-      </w:r>
-      <w:proofErr w:type="spellEnd"/>
-      <w:r>
-        <w:rPr>
-          <w:rFonts w:ascii="Arial" w:hAnsi="Arial" w:cs="Arial"/>
-          <w:sz w:val="22"/>
-          <w:szCs w:val="22"/>
-        </w:rPr>
-        <w:t xml:space="preserve">. Les Data Stewards collaborent fonctionnellement avec le Data Manager et le Comité Tactique </w:t>
-      </w:r>
-      <w:r>
-        <w:rPr>
-          <w:rFonts w:ascii="Arial" w:hAnsi="Arial" w:cs="Arial"/>
-          <w:sz w:val="22"/>
-          <w:szCs w:val="22"/>
-        </w:rPr>
-        <w:t>DATA</w:t>
-      </w:r>
-      <w:r>
-        <w:rPr>
-          <w:rFonts w:ascii="Arial" w:hAnsi="Arial" w:cs="Arial"/>
-          <w:sz w:val="22"/>
-          <w:szCs w:val="22"/>
-        </w:rPr>
-        <w:t xml:space="preserve"> pour les activités de qualité et de gouvernance des données.</w:t>
+        <w:t>Le Data Manager et le Data Custodian sont rattachés hiérarchiquement à la DSI, tandis que les Data Stewards dépendent de leurs Business Units. Le Data Manager est obligatoirement un Data Specialist qui collabore fonctionnellement avec le Comité Tactique DATA.</w:t>
       </w:r>
     </w:p>
     <w:p>
@@ -2716,20 +2677,7 @@
               </w:rPr>
             </w:pPr>
             <w:r>
-              <w:rPr>
-                <w:spacing w:val="-4"/>
-                <w:sz w:val="18"/>
-                <w:szCs w:val="18"/>
-              </w:rPr>
-              <w:t xml:space="preserve">Data </w:t>
-            </w:r>
-            <w:r>
-              <w:rPr>
-                <w:spacing w:val="-2"/>
-                <w:sz w:val="18"/>
-                <w:szCs w:val="18"/>
-              </w:rPr>
-              <w:t>Manager</w:t>
+              <w:t>Data Custodian</w:t>
             </w:r>
           </w:p>
         </w:tc>
@@ -3049,20 +2997,7 @@
               </w:rPr>
             </w:pPr>
             <w:r>
-              <w:rPr>
-                <w:spacing w:val="-4"/>
-                <w:sz w:val="18"/>
-                <w:szCs w:val="18"/>
-              </w:rPr>
-              <w:t xml:space="preserve">Data </w:t>
-            </w:r>
-            <w:r>
-              <w:rPr>
-                <w:spacing w:val="-2"/>
-                <w:sz w:val="18"/>
-                <w:szCs w:val="18"/>
-              </w:rPr>
-              <w:t>Manager</w:t>
+              <w:t>Data Custodian</w:t>
             </w:r>
           </w:p>
         </w:tc>
@@ -3384,20 +3319,7 @@
               </w:rPr>
             </w:pPr>
             <w:r>
-              <w:rPr>
-                <w:spacing w:val="-4"/>
-                <w:sz w:val="18"/>
-                <w:szCs w:val="18"/>
-              </w:rPr>
-              <w:t xml:space="preserve">Data </w:t>
-            </w:r>
-            <w:r>
-              <w:rPr>
-                <w:spacing w:val="-2"/>
-                <w:sz w:val="18"/>
-                <w:szCs w:val="18"/>
-              </w:rPr>
-              <w:t>Manager</w:t>
+              <w:t>Data Custodian</w:t>
             </w:r>
           </w:p>
         </w:tc>
@@ -3714,20 +3636,7 @@
               </w:rPr>
             </w:pPr>
             <w:r>
-              <w:rPr>
-                <w:spacing w:val="-4"/>
-                <w:sz w:val="18"/>
-                <w:szCs w:val="18"/>
-              </w:rPr>
-              <w:t xml:space="preserve">Data </w:t>
-            </w:r>
-            <w:r>
-              <w:rPr>
-                <w:spacing w:val="-2"/>
-                <w:sz w:val="18"/>
-                <w:szCs w:val="18"/>
-              </w:rPr>
-              <w:t>Manager</w:t>
+              <w:t>Data Custodian</w:t>
             </w:r>
           </w:p>
         </w:tc>
@@ -4028,20 +3937,7 @@
               </w:rPr>
             </w:pPr>
             <w:r>
-              <w:rPr>
-                <w:spacing w:val="-4"/>
-                <w:sz w:val="18"/>
-                <w:szCs w:val="18"/>
-              </w:rPr>
-              <w:t xml:space="preserve">Data </w:t>
-            </w:r>
-            <w:r>
-              <w:rPr>
-                <w:spacing w:val="-2"/>
-                <w:sz w:val="18"/>
-                <w:szCs w:val="18"/>
-              </w:rPr>
-              <w:t>Manager</w:t>
+              <w:t>Data Custodian</w:t>
             </w:r>
           </w:p>
         </w:tc>
@@ -4333,20 +4229,7 @@
               </w:rPr>
             </w:pPr>
             <w:r>
-              <w:rPr>
-                <w:spacing w:val="-4"/>
-                <w:sz w:val="18"/>
-                <w:szCs w:val="18"/>
-              </w:rPr>
-              <w:t xml:space="preserve">Data </w:t>
-            </w:r>
-            <w:r>
-              <w:rPr>
-                <w:spacing w:val="-2"/>
-                <w:sz w:val="18"/>
-                <w:szCs w:val="18"/>
-              </w:rPr>
-              <w:t>Manager</w:t>
+              <w:t>Data Custodian</w:t>
             </w:r>
           </w:p>
         </w:tc>

--- a/002Dc_Po_SI_18_Organigramme_Gouvernance.docx
+++ b/002Dc_Po_SI_18_Organigramme_Gouvernance.docx
@@ -2035,7 +2035,7 @@
     <w:tbl>
       <w:tblPr>
         <w:tblStyle w:val="TableNormal"/>
-        <w:tblW w:w="0" w:type="auto"/>
+        <w:tblW w:w="9540" w:type="dxa"/>
         <w:tblInd w:w="-3" w:type="dxa"/>
         <w:tblBorders>
           <w:top w:val="single" w:sz="2" w:space="0" w:color="CCCCCC"/>
@@ -2050,11 +2050,10 @@
       </w:tblPr>
       <w:tblGrid>
         <w:gridCol w:w="1350"/>
-        <w:gridCol w:w="1800"/>
-        <w:gridCol w:w="1620"/>
-        <w:gridCol w:w="1890"/>
-        <w:gridCol w:w="1800"/>
-        <w:gridCol w:w="1260"/>
+        <w:gridCol w:w="2520"/>
+        <w:gridCol w:w="1710"/>
+        <w:gridCol w:w="2520"/>
+        <w:gridCol w:w="1440"/>
       </w:tblGrid>
       <w:tr>
         <w:trPr>
@@ -2103,7 +2102,7 @@
         </w:tc>
         <w:tc>
           <w:tcPr>
-            <w:tcW w:w="1800" w:type="dxa"/>
+            <w:tcW w:w="2520" w:type="dxa"/>
             <w:shd w:val="clear" w:color="auto" w:fill="DEEAF6" w:themeFill="accent1" w:themeFillTint="33"/>
           </w:tcPr>
           <w:p>
@@ -2167,7 +2166,7 @@
         </w:tc>
         <w:tc>
           <w:tcPr>
-            <w:tcW w:w="1620" w:type="dxa"/>
+            <w:tcW w:w="1710" w:type="dxa"/>
             <w:shd w:val="clear" w:color="auto" w:fill="DEEAF6" w:themeFill="accent1" w:themeFillTint="33"/>
           </w:tcPr>
           <w:p>
@@ -2230,7 +2229,7 @@
         </w:tc>
         <w:tc>
           <w:tcPr>
-            <w:tcW w:w="1890" w:type="dxa"/>
+            <w:tcW w:w="2520" w:type="dxa"/>
             <w:shd w:val="clear" w:color="auto" w:fill="DEEAF6" w:themeFill="accent1" w:themeFillTint="33"/>
           </w:tcPr>
           <w:p>
@@ -2295,7 +2294,7 @@
         </w:tc>
         <w:tc>
           <w:tcPr>
-            <w:tcW w:w="1800" w:type="dxa"/>
+            <w:tcW w:w="1440" w:type="dxa"/>
             <w:shd w:val="clear" w:color="auto" w:fill="DEEAF6" w:themeFill="accent1" w:themeFillTint="33"/>
           </w:tcPr>
           <w:p>
@@ -2353,45 +2352,6 @@
                 <w:szCs w:val="18"/>
               </w:rPr>
               <w:t>Steward</w:t>
-            </w:r>
-          </w:p>
-        </w:tc>
-        <w:tc>
-          <w:tcPr>
-            <w:tcW w:w="1260" w:type="dxa"/>
-            <w:shd w:val="clear" w:color="auto" w:fill="DEEAF6" w:themeFill="accent1" w:themeFillTint="33"/>
-          </w:tcPr>
-          <w:p>
-            <w:pPr>
-              <w:pStyle w:val="TableParagraph"/>
-              <w:ind w:left="50" w:right="44"/>
-              <w:jc w:val="center"/>
-              <w:rPr>
-                <w:rFonts w:ascii="Arial"/>
-                <w:b/>
-                <w:sz w:val="18"/>
-                <w:szCs w:val="18"/>
-              </w:rPr>
-            </w:pPr>
-            <w:r>
-              <w:rPr>
-                <w:rFonts w:ascii="Arial"/>
-                <w:b/>
-                <w:spacing w:val="-4"/>
-                <w:sz w:val="18"/>
-                <w:szCs w:val="18"/>
-              </w:rPr>
-              <w:t xml:space="preserve">Data </w:t>
-            </w:r>
-            <w:r>
-              <w:rPr>
-                <w:rFonts w:ascii="Arial"/>
-                <w:b/>
-                <w:spacing w:val="-2"/>
-                <w:sz w:val="18"/>
-                <w:szCs w:val="18"/>
-              </w:rPr>
-              <w:t>Custodian (DSI)</w:t>
             </w:r>
           </w:p>
         </w:tc>
@@ -2439,7 +2399,7 @@
         </w:tc>
         <w:tc>
           <w:tcPr>
-            <w:tcW w:w="1800" w:type="dxa"/>
+            <w:tcW w:w="2520" w:type="dxa"/>
           </w:tcPr>
           <w:p>
             <w:pPr>
@@ -2506,7 +2466,7 @@
         </w:tc>
         <w:tc>
           <w:tcPr>
-            <w:tcW w:w="1620" w:type="dxa"/>
+            <w:tcW w:w="1710" w:type="dxa"/>
           </w:tcPr>
           <w:p>
             <w:pPr>
@@ -2560,7 +2520,7 @@
         </w:tc>
         <w:tc>
           <w:tcPr>
-            <w:tcW w:w="1890" w:type="dxa"/>
+            <w:tcW w:w="2520" w:type="dxa"/>
           </w:tcPr>
           <w:p>
             <w:pPr>
@@ -2612,7 +2572,7 @@
         </w:tc>
         <w:tc>
           <w:tcPr>
-            <w:tcW w:w="1800" w:type="dxa"/>
+            <w:tcW w:w="1440" w:type="dxa"/>
           </w:tcPr>
           <w:p>
             <w:pPr>
@@ -2660,25 +2620,6 @@
               <w:t>nommer</w:t>
             </w:r>
             <w:proofErr w:type="spellEnd"/>
-          </w:p>
-        </w:tc>
-        <w:tc>
-          <w:tcPr>
-            <w:tcW w:w="1260" w:type="dxa"/>
-          </w:tcPr>
-          <w:p>
-            <w:pPr>
-              <w:pStyle w:val="TableParagraph"/>
-              <w:ind w:right="445"/>
-              <w:jc w:val="center"/>
-              <w:rPr>
-                <w:sz w:val="18"/>
-                <w:szCs w:val="18"/>
-              </w:rPr>
-            </w:pPr>
-            <w:r>
-              <w:t>Data Custodian</w:t>
-            </w:r>
           </w:p>
         </w:tc>
       </w:tr>
@@ -2724,7 +2665,7 @@
         </w:tc>
         <w:tc>
           <w:tcPr>
-            <w:tcW w:w="1800" w:type="dxa"/>
+            <w:tcW w:w="2520" w:type="dxa"/>
             <w:shd w:val="clear" w:color="auto" w:fill="FFFFFF" w:themeFill="background1"/>
           </w:tcPr>
           <w:p>
@@ -2811,7 +2752,7 @@
         </w:tc>
         <w:tc>
           <w:tcPr>
-            <w:tcW w:w="1620" w:type="dxa"/>
+            <w:tcW w:w="1710" w:type="dxa"/>
             <w:shd w:val="clear" w:color="auto" w:fill="FFFFFF" w:themeFill="background1"/>
           </w:tcPr>
           <w:p>
@@ -2866,7 +2807,7 @@
         </w:tc>
         <w:tc>
           <w:tcPr>
-            <w:tcW w:w="1890" w:type="dxa"/>
+            <w:tcW w:w="2520" w:type="dxa"/>
             <w:shd w:val="clear" w:color="auto" w:fill="FFFFFF" w:themeFill="background1"/>
           </w:tcPr>
           <w:p>
@@ -2930,7 +2871,7 @@
         </w:tc>
         <w:tc>
           <w:tcPr>
-            <w:tcW w:w="1800" w:type="dxa"/>
+            <w:tcW w:w="1440" w:type="dxa"/>
             <w:shd w:val="clear" w:color="auto" w:fill="FFFFFF" w:themeFill="background1"/>
           </w:tcPr>
           <w:p>
@@ -2979,26 +2920,6 @@
               <w:t>nommer</w:t>
             </w:r>
             <w:proofErr w:type="spellEnd"/>
-          </w:p>
-        </w:tc>
-        <w:tc>
-          <w:tcPr>
-            <w:tcW w:w="1260" w:type="dxa"/>
-            <w:shd w:val="clear" w:color="auto" w:fill="FFFFFF" w:themeFill="background1"/>
-          </w:tcPr>
-          <w:p>
-            <w:pPr>
-              <w:pStyle w:val="TableParagraph"/>
-              <w:ind w:right="445"/>
-              <w:jc w:val="center"/>
-              <w:rPr>
-                <w:sz w:val="18"/>
-                <w:szCs w:val="18"/>
-              </w:rPr>
-            </w:pPr>
-            <w:r>
-              <w:t>Data Custodian</w:t>
-            </w:r>
           </w:p>
         </w:tc>
       </w:tr>
@@ -3045,7 +2966,7 @@
         </w:tc>
         <w:tc>
           <w:tcPr>
-            <w:tcW w:w="1800" w:type="dxa"/>
+            <w:tcW w:w="2520" w:type="dxa"/>
           </w:tcPr>
           <w:p>
             <w:pPr>
@@ -3135,7 +3056,7 @@
         </w:tc>
         <w:tc>
           <w:tcPr>
-            <w:tcW w:w="1620" w:type="dxa"/>
+            <w:tcW w:w="1710" w:type="dxa"/>
           </w:tcPr>
           <w:p>
             <w:pPr>
@@ -3188,7 +3109,7 @@
         </w:tc>
         <w:tc>
           <w:tcPr>
-            <w:tcW w:w="1890" w:type="dxa"/>
+            <w:tcW w:w="2520" w:type="dxa"/>
           </w:tcPr>
           <w:p>
             <w:pPr>
@@ -3254,7 +3175,7 @@
         </w:tc>
         <w:tc>
           <w:tcPr>
-            <w:tcW w:w="1800" w:type="dxa"/>
+            <w:tcW w:w="1440" w:type="dxa"/>
           </w:tcPr>
           <w:p>
             <w:pPr>
@@ -3302,25 +3223,6 @@
               <w:t>nommer</w:t>
             </w:r>
             <w:proofErr w:type="spellEnd"/>
-          </w:p>
-        </w:tc>
-        <w:tc>
-          <w:tcPr>
-            <w:tcW w:w="1260" w:type="dxa"/>
-          </w:tcPr>
-          <w:p>
-            <w:pPr>
-              <w:pStyle w:val="TableParagraph"/>
-              <w:ind w:right="445"/>
-              <w:jc w:val="center"/>
-              <w:rPr>
-                <w:sz w:val="18"/>
-                <w:szCs w:val="18"/>
-              </w:rPr>
-            </w:pPr>
-            <w:r>
-              <w:t>Data Custodian</w:t>
-            </w:r>
           </w:p>
         </w:tc>
       </w:tr>
@@ -3382,7 +3284,7 @@
         </w:tc>
         <w:tc>
           <w:tcPr>
-            <w:tcW w:w="1800" w:type="dxa"/>
+            <w:tcW w:w="2520" w:type="dxa"/>
             <w:shd w:val="clear" w:color="auto" w:fill="FFFFFF" w:themeFill="background1"/>
           </w:tcPr>
           <w:p>
@@ -3447,7 +3349,7 @@
         </w:tc>
         <w:tc>
           <w:tcPr>
-            <w:tcW w:w="1620" w:type="dxa"/>
+            <w:tcW w:w="1710" w:type="dxa"/>
             <w:shd w:val="clear" w:color="auto" w:fill="FFFFFF" w:themeFill="background1"/>
           </w:tcPr>
           <w:p>
@@ -3501,7 +3403,7 @@
         </w:tc>
         <w:tc>
           <w:tcPr>
-            <w:tcW w:w="1890" w:type="dxa"/>
+            <w:tcW w:w="2520" w:type="dxa"/>
             <w:shd w:val="clear" w:color="auto" w:fill="FFFFFF" w:themeFill="background1"/>
           </w:tcPr>
           <w:p>
@@ -3569,7 +3471,7 @@
         </w:tc>
         <w:tc>
           <w:tcPr>
-            <w:tcW w:w="1800" w:type="dxa"/>
+            <w:tcW w:w="1440" w:type="dxa"/>
             <w:shd w:val="clear" w:color="auto" w:fill="FFFFFF" w:themeFill="background1"/>
           </w:tcPr>
           <w:p>
@@ -3618,26 +3520,6 @@
               <w:t>nommer</w:t>
             </w:r>
             <w:proofErr w:type="spellEnd"/>
-          </w:p>
-        </w:tc>
-        <w:tc>
-          <w:tcPr>
-            <w:tcW w:w="1260" w:type="dxa"/>
-            <w:shd w:val="clear" w:color="auto" w:fill="FFFFFF" w:themeFill="background1"/>
-          </w:tcPr>
-          <w:p>
-            <w:pPr>
-              <w:pStyle w:val="TableParagraph"/>
-              <w:ind w:right="445"/>
-              <w:jc w:val="center"/>
-              <w:rPr>
-                <w:sz w:val="18"/>
-                <w:szCs w:val="18"/>
-              </w:rPr>
-            </w:pPr>
-            <w:r>
-              <w:t>Data Custodian</w:t>
-            </w:r>
           </w:p>
         </w:tc>
       </w:tr>
@@ -3712,7 +3594,7 @@
         </w:tc>
         <w:tc>
           <w:tcPr>
-            <w:tcW w:w="1800" w:type="dxa"/>
+            <w:tcW w:w="2520" w:type="dxa"/>
           </w:tcPr>
           <w:p>
             <w:pPr>
@@ -3772,7 +3654,7 @@
         </w:tc>
         <w:tc>
           <w:tcPr>
-            <w:tcW w:w="1620" w:type="dxa"/>
+            <w:tcW w:w="1710" w:type="dxa"/>
           </w:tcPr>
           <w:p>
             <w:pPr>
@@ -3825,7 +3707,7 @@
         </w:tc>
         <w:tc>
           <w:tcPr>
-            <w:tcW w:w="1890" w:type="dxa"/>
+            <w:tcW w:w="2520" w:type="dxa"/>
           </w:tcPr>
           <w:p>
             <w:pPr>
@@ -3872,7 +3754,7 @@
         </w:tc>
         <w:tc>
           <w:tcPr>
-            <w:tcW w:w="1800" w:type="dxa"/>
+            <w:tcW w:w="1440" w:type="dxa"/>
           </w:tcPr>
           <w:p>
             <w:pPr>
@@ -3920,25 +3802,6 @@
               <w:t>nommer</w:t>
             </w:r>
             <w:proofErr w:type="spellEnd"/>
-          </w:p>
-        </w:tc>
-        <w:tc>
-          <w:tcPr>
-            <w:tcW w:w="1260" w:type="dxa"/>
-          </w:tcPr>
-          <w:p>
-            <w:pPr>
-              <w:pStyle w:val="TableParagraph"/>
-              <w:ind w:right="445"/>
-              <w:jc w:val="center"/>
-              <w:rPr>
-                <w:sz w:val="18"/>
-                <w:szCs w:val="18"/>
-              </w:rPr>
-            </w:pPr>
-            <w:r>
-              <w:t>Data Custodian</w:t>
-            </w:r>
           </w:p>
         </w:tc>
       </w:tr>
@@ -3993,7 +3856,7 @@
         </w:tc>
         <w:tc>
           <w:tcPr>
-            <w:tcW w:w="1800" w:type="dxa"/>
+            <w:tcW w:w="2520" w:type="dxa"/>
             <w:shd w:val="clear" w:color="auto" w:fill="FFFFFF" w:themeFill="background1"/>
           </w:tcPr>
           <w:p>
@@ -4059,7 +3922,7 @@
         </w:tc>
         <w:tc>
           <w:tcPr>
-            <w:tcW w:w="1620" w:type="dxa"/>
+            <w:tcW w:w="1710" w:type="dxa"/>
             <w:shd w:val="clear" w:color="auto" w:fill="FFFFFF" w:themeFill="background1"/>
           </w:tcPr>
           <w:p>
@@ -4113,7 +3976,7 @@
         </w:tc>
         <w:tc>
           <w:tcPr>
-            <w:tcW w:w="1890" w:type="dxa"/>
+            <w:tcW w:w="2520" w:type="dxa"/>
             <w:shd w:val="clear" w:color="auto" w:fill="FFFFFF" w:themeFill="background1"/>
           </w:tcPr>
           <w:p>
@@ -4162,7 +4025,7 @@
         </w:tc>
         <w:tc>
           <w:tcPr>
-            <w:tcW w:w="1800" w:type="dxa"/>
+            <w:tcW w:w="1440" w:type="dxa"/>
             <w:shd w:val="clear" w:color="auto" w:fill="FFFFFF" w:themeFill="background1"/>
           </w:tcPr>
           <w:p>
@@ -4213,42 +4076,8 @@
             <w:proofErr w:type="spellEnd"/>
           </w:p>
         </w:tc>
-        <w:tc>
-          <w:tcPr>
-            <w:tcW w:w="1260" w:type="dxa"/>
-            <w:shd w:val="clear" w:color="auto" w:fill="FFFFFF" w:themeFill="background1"/>
-          </w:tcPr>
-          <w:p>
-            <w:pPr>
-              <w:pStyle w:val="TableParagraph"/>
-              <w:ind w:right="445"/>
-              <w:jc w:val="center"/>
-              <w:rPr>
-                <w:sz w:val="18"/>
-                <w:szCs w:val="18"/>
-              </w:rPr>
-            </w:pPr>
-            <w:r>
-              <w:t>Data Custodian</w:t>
-            </w:r>
-          </w:p>
-        </w:tc>
       </w:tr>
     </w:tbl>
-    <w:p>
-      <w:pPr>
-        <w:pStyle w:val="Pieddepage"/>
-        <w:spacing w:before="120" w:after="120"/>
-        <w:rPr>
-          <w:rFonts w:ascii="Arial" w:hAnsi="Arial" w:cs="Arial"/>
-          <w:b/>
-          <w:bCs/>
-          <w:color w:val="4472C4"/>
-          <w:sz w:val="26"/>
-          <w:szCs w:val="26"/>
-        </w:rPr>
-      </w:pPr>
-    </w:p>
     <w:p>
       <w:pPr>
         <w:pStyle w:val="Pieddepage"/>
@@ -6649,37 +6478,6 @@
               </w:rPr>
               <w:t>Data Manager</w:t>
             </w:r>
-            <w:r>
-              <w:rPr>
-                <w:rFonts w:ascii="Arial" w:hAnsi="Arial" w:cs="Arial"/>
-                <w:spacing w:val="-7"/>
-                <w:sz w:val="18"/>
-                <w:szCs w:val="18"/>
-              </w:rPr>
-            </w:r>
-            <w:r>
-              <w:rPr>
-                <w:rFonts w:ascii="Arial" w:hAnsi="Arial" w:cs="Arial"/>
-                <w:sz w:val="18"/>
-                <w:szCs w:val="18"/>
-              </w:rPr>
-            </w:r>
-            <w:r>
-              <w:rPr>
-                <w:rFonts w:ascii="Arial" w:hAnsi="Arial" w:cs="Arial"/>
-                <w:spacing w:val="-7"/>
-                <w:sz w:val="18"/>
-                <w:szCs w:val="18"/>
-              </w:rPr>
-            </w:r>
-            <w:r>
-              <w:rPr>
-                <w:rFonts w:ascii="Arial" w:hAnsi="Arial" w:cs="Arial"/>
-                <w:spacing w:val="-2"/>
-                <w:sz w:val="18"/>
-                <w:szCs w:val="18"/>
-              </w:rPr>
-            </w:r>
           </w:p>
         </w:tc>
         <w:tc>
@@ -7239,8 +7037,8 @@
         <w:tblLook w:val="01E0" w:firstRow="1" w:lastRow="1" w:firstColumn="1" w:lastColumn="1" w:noHBand="0" w:noVBand="0"/>
       </w:tblPr>
       <w:tblGrid>
-        <w:gridCol w:w="2798"/>
-        <w:gridCol w:w="4002"/>
+        <w:gridCol w:w="2406"/>
+        <w:gridCol w:w="4394"/>
         <w:gridCol w:w="2226"/>
       </w:tblGrid>
       <w:tr>
@@ -7249,7 +7047,7 @@
         </w:trPr>
         <w:tc>
           <w:tcPr>
-            <w:tcW w:w="2798" w:type="dxa"/>
+            <w:tcW w:w="2406" w:type="dxa"/>
             <w:shd w:val="clear" w:color="auto" w:fill="DEEAF6" w:themeFill="accent1" w:themeFillTint="33"/>
           </w:tcPr>
           <w:p>
@@ -7278,7 +7076,7 @@
         </w:tc>
         <w:tc>
           <w:tcPr>
-            <w:tcW w:w="4002" w:type="dxa"/>
+            <w:tcW w:w="4394" w:type="dxa"/>
             <w:shd w:val="clear" w:color="auto" w:fill="DEEAF6" w:themeFill="accent1" w:themeFillTint="33"/>
           </w:tcPr>
           <w:p>
@@ -7338,7 +7136,16 @@
                 <w:sz w:val="18"/>
                 <w:szCs w:val="18"/>
               </w:rPr>
-              <w:t>Comite</w:t>
+              <w:t>Comit</w:t>
+            </w:r>
+            <w:r>
+              <w:rPr>
+                <w:rFonts w:ascii="Arial" w:hAnsi="Arial" w:cs="Arial"/>
+                <w:b/>
+                <w:sz w:val="18"/>
+                <w:szCs w:val="18"/>
+              </w:rPr>
+              <w:t>é</w:t>
             </w:r>
             <w:proofErr w:type="spellEnd"/>
             <w:r>
@@ -7388,7 +7195,7 @@
         </w:trPr>
         <w:tc>
           <w:tcPr>
-            <w:tcW w:w="2798" w:type="dxa"/>
+            <w:tcW w:w="2406" w:type="dxa"/>
             <w:shd w:val="clear" w:color="auto" w:fill="F1F1F1"/>
           </w:tcPr>
           <w:p>
@@ -7429,34 +7236,25 @@
         </w:tc>
         <w:tc>
           <w:tcPr>
-            <w:tcW w:w="4002" w:type="dxa"/>
+            <w:tcW w:w="4394" w:type="dxa"/>
             <w:shd w:val="clear" w:color="auto" w:fill="F1F1F1"/>
           </w:tcPr>
           <w:p>
             <w:pPr>
               <w:pStyle w:val="TableParagraph"/>
-              <w:ind w:left="100"/>
-              <w:rPr>
-                <w:rFonts w:ascii="Arial" w:hAnsi="Arial" w:cs="Arial"/>
-                <w:sz w:val="18"/>
-                <w:szCs w:val="18"/>
-              </w:rPr>
-            </w:pPr>
-            <w:r>
-              <w:rPr>
-                <w:rFonts w:ascii="Arial" w:hAnsi="Arial" w:cs="Arial"/>
-                <w:sz w:val="18"/>
-                <w:szCs w:val="18"/>
-              </w:rPr>
-              <w:t>Animateur &amp; Rapporteur qualité — ordre du jour, PV, KPIs et tableaux de bord</w:t>
-            </w:r>
-            <w:r>
-              <w:rPr>
-                <w:rFonts w:ascii="Arial" w:hAnsi="Arial" w:cs="Arial"/>
-                <w:spacing w:val="-3"/>
-                <w:sz w:val="18"/>
-                <w:szCs w:val="18"/>
-              </w:rPr>
+              <w:rPr>
+                <w:rFonts w:ascii="Arial" w:hAnsi="Arial" w:cs="Arial"/>
+                <w:sz w:val="18"/>
+                <w:szCs w:val="18"/>
+              </w:rPr>
+            </w:pPr>
+            <w:r>
+              <w:rPr>
+                <w:rFonts w:ascii="Arial" w:hAnsi="Arial" w:cs="Arial"/>
+                <w:sz w:val="18"/>
+                <w:szCs w:val="18"/>
+              </w:rPr>
+              <w:t xml:space="preserve">Animateur &amp; Rapporteur </w:t>
             </w:r>
             <w:proofErr w:type="spellStart"/>
             <w:r>
@@ -7465,98 +7263,34 @@
                 <w:sz w:val="18"/>
                 <w:szCs w:val="18"/>
               </w:rPr>
+              <w:t>qualité</w:t>
             </w:r>
             <w:proofErr w:type="spellEnd"/>
             <w:r>
               <w:rPr>
                 <w:rFonts w:ascii="Arial" w:hAnsi="Arial" w:cs="Arial"/>
-                <w:spacing w:val="-2"/>
-                <w:sz w:val="18"/>
-                <w:szCs w:val="18"/>
-              </w:rPr>
-            </w:r>
-            <w:r>
-              <w:rPr>
-                <w:rFonts w:ascii="Arial" w:hAnsi="Arial" w:cs="Arial"/>
-                <w:sz w:val="18"/>
-                <w:szCs w:val="18"/>
-              </w:rPr>
-            </w:r>
-            <w:r>
-              <w:rPr>
-                <w:rFonts w:ascii="Arial" w:hAnsi="Arial" w:cs="Arial"/>
-                <w:spacing w:val="-3"/>
-                <w:sz w:val="18"/>
-                <w:szCs w:val="18"/>
-              </w:rPr>
-            </w:r>
-            <w:r>
-              <w:rPr>
-                <w:rFonts w:ascii="Arial" w:hAnsi="Arial" w:cs="Arial"/>
-                <w:sz w:val="18"/>
-                <w:szCs w:val="18"/>
-              </w:rPr>
-            </w:r>
-            <w:r>
-              <w:rPr>
-                <w:rFonts w:ascii="Arial" w:hAnsi="Arial" w:cs="Arial"/>
-                <w:spacing w:val="-2"/>
-                <w:sz w:val="18"/>
-                <w:szCs w:val="18"/>
-              </w:rPr>
-            </w:r>
-            <w:r>
-              <w:rPr>
-                <w:rFonts w:ascii="Arial" w:hAnsi="Arial" w:cs="Arial"/>
-                <w:sz w:val="18"/>
-                <w:szCs w:val="18"/>
-              </w:rPr>
-            </w:r>
-            <w:r>
-              <w:rPr>
-                <w:rFonts w:ascii="Arial" w:hAnsi="Arial" w:cs="Arial"/>
-                <w:spacing w:val="-3"/>
-                <w:sz w:val="18"/>
-                <w:szCs w:val="18"/>
-              </w:rPr>
-            </w:r>
-            <w:r>
-              <w:rPr>
-                <w:rFonts w:ascii="Arial" w:hAnsi="Arial" w:cs="Arial"/>
-                <w:sz w:val="18"/>
-                <w:szCs w:val="18"/>
-              </w:rPr>
-            </w:r>
-            <w:r>
-              <w:rPr>
-                <w:rFonts w:ascii="Arial" w:hAnsi="Arial" w:cs="Arial"/>
-                <w:spacing w:val="-2"/>
-                <w:sz w:val="18"/>
-                <w:szCs w:val="18"/>
-              </w:rPr>
-            </w:r>
-            <w:r>
-              <w:rPr>
-                <w:rFonts w:ascii="Arial" w:hAnsi="Arial" w:cs="Arial"/>
-                <w:sz w:val="18"/>
-                <w:szCs w:val="18"/>
-              </w:rPr>
-            </w:r>
-            <w:r>
-              <w:rPr>
-                <w:rFonts w:ascii="Arial" w:hAnsi="Arial" w:cs="Arial"/>
-                <w:spacing w:val="-2"/>
-                <w:sz w:val="18"/>
-                <w:szCs w:val="18"/>
-              </w:rPr>
-            </w:r>
-            <w:r>
-              <w:rPr>
-                <w:rFonts w:ascii="Arial" w:hAnsi="Arial" w:cs="Arial"/>
-                <w:spacing w:val="-4"/>
-                <w:sz w:val="18"/>
-                <w:szCs w:val="18"/>
-              </w:rPr>
+                <w:sz w:val="18"/>
+                <w:szCs w:val="18"/>
+              </w:rPr>
+              <w:t xml:space="preserve"> — </w:t>
+            </w:r>
+            <w:proofErr w:type="spellStart"/>
+            <w:r>
+              <w:rPr>
+                <w:rFonts w:ascii="Arial" w:hAnsi="Arial" w:cs="Arial"/>
+                <w:sz w:val="18"/>
+                <w:szCs w:val="18"/>
+              </w:rPr>
+              <w:t>ordre</w:t>
+            </w:r>
+            <w:proofErr w:type="spellEnd"/>
+            <w:r>
+              <w:rPr>
+                <w:rFonts w:ascii="Arial" w:hAnsi="Arial" w:cs="Arial"/>
+                <w:sz w:val="18"/>
+                <w:szCs w:val="18"/>
+              </w:rPr>
+              <w:t xml:space="preserve"> du jour, PV, KPIs et tableaux de bord</w:t>
             </w:r>
           </w:p>
         </w:tc>
@@ -7594,7 +7328,7 @@
         </w:trPr>
         <w:tc>
           <w:tcPr>
-            <w:tcW w:w="2798" w:type="dxa"/>
+            <w:tcW w:w="2406" w:type="dxa"/>
             <w:shd w:val="clear" w:color="auto" w:fill="F1F1F1"/>
           </w:tcPr>
           <w:p>
@@ -7643,7 +7377,7 @@
         </w:tc>
         <w:tc>
           <w:tcPr>
-            <w:tcW w:w="4002" w:type="dxa"/>
+            <w:tcW w:w="4394" w:type="dxa"/>
             <w:shd w:val="clear" w:color="auto" w:fill="F1F1F1"/>
           </w:tcPr>
           <w:p>
@@ -7660,7 +7394,33 @@
                 <w:sz w:val="18"/>
                 <w:szCs w:val="18"/>
               </w:rPr>
-              <w:t>Rapport et suivi de la gouvernance de leur domaine</w:t>
+              <w:t xml:space="preserve">  </w:t>
+            </w:r>
+            <w:r>
+              <w:rPr>
+                <w:rFonts w:ascii="Arial" w:hAnsi="Arial" w:cs="Arial"/>
+                <w:sz w:val="18"/>
+                <w:szCs w:val="18"/>
+              </w:rPr>
+              <w:t xml:space="preserve">Rapport et </w:t>
+            </w:r>
+            <w:proofErr w:type="spellStart"/>
+            <w:r>
+              <w:rPr>
+                <w:rFonts w:ascii="Arial" w:hAnsi="Arial" w:cs="Arial"/>
+                <w:sz w:val="18"/>
+                <w:szCs w:val="18"/>
+              </w:rPr>
+              <w:t>suivi</w:t>
+            </w:r>
+            <w:proofErr w:type="spellEnd"/>
+            <w:r>
+              <w:rPr>
+                <w:rFonts w:ascii="Arial" w:hAnsi="Arial" w:cs="Arial"/>
+                <w:sz w:val="18"/>
+                <w:szCs w:val="18"/>
+              </w:rPr>
+              <w:t xml:space="preserve"> de la gouvernance de leur domaine</w:t>
             </w:r>
           </w:p>
         </w:tc>
@@ -7698,7 +7458,7 @@
         </w:trPr>
         <w:tc>
           <w:tcPr>
-            <w:tcW w:w="2798" w:type="dxa"/>
+            <w:tcW w:w="2406" w:type="dxa"/>
             <w:shd w:val="clear" w:color="auto" w:fill="F1F1F1"/>
           </w:tcPr>
           <w:p>
@@ -7785,13 +7545,12 @@
         </w:tc>
         <w:tc>
           <w:tcPr>
-            <w:tcW w:w="4002" w:type="dxa"/>
+            <w:tcW w:w="4394" w:type="dxa"/>
             <w:shd w:val="clear" w:color="auto" w:fill="F1F1F1"/>
           </w:tcPr>
           <w:p>
             <w:pPr>
               <w:pStyle w:val="TableParagraph"/>
-              <w:ind w:left="100"/>
               <w:rPr>
                 <w:rFonts w:ascii="Arial" w:hAnsi="Arial" w:cs="Arial"/>
                 <w:sz w:val="18"/>
